--- a/templates/Trust Agreement 2.0 - TEMPLATE.docx
+++ b/templates/Trust Agreement 2.0 - TEMPLATE.docx
@@ -123,7 +123,7 @@
           <w:szCs w:val="22"/>
           <w:rtl w:val="0"/>
         </w:rPr>
-        <w:t xml:space="preserve">NAME OF TRUST</w:t>
+        <w:t xml:space="preserve">{{TRUST_NAME}}</w:t>
       </w:r>
       <w:r>
         <w:rPr>
@@ -143,7 +143,7 @@
           <w:szCs w:val="22"/>
           <w:rtl w:val="0"/>
         </w:rPr>
-        <w:t xml:space="preserve">00/00/2026</w:t>
+        <w:t xml:space="preserve">{{TRUST_DATE}}</w:t>
       </w:r>
       <w:r>
         <w:rPr>
@@ -6232,7 +6232,7 @@
           <w:vertAlign w:val="baseline"/>
           <w:rtl w:val="0"/>
         </w:rPr>
-        <w:t xml:space="preserve">By: Darin Knox, Member             </w:t>
+        <w:t xml:space="preserve">By: {{SIGNER_NAME}}, {{SIGNER_TITLE}}             </w:t>
       </w:r>
     </w:p>
     <w:p>
@@ -7392,7 +7392,7 @@
           <w:vertAlign w:val="baseline"/>
           <w:rtl w:val="0"/>
         </w:rPr>
-        <w:t xml:space="preserve">{{NOTARY_STATE}}</w:t>
+        <w:t xml:space="preserve">{{NOTARY_STATE_INLINE}}</w:t>
       </w:r>
       <w:r>
         <w:rPr>
@@ -9066,12 +9066,11 @@
         <w:color w:val="000000"/>
         <w:sz w:val="24"/>
         <w:szCs w:val="24"/>
-        <w:highlight w:val="yellow"/>
         <w:u w:val="none"/>
         <w:vertAlign w:val="baseline"/>
         <w:rtl w:val="0"/>
       </w:rPr>
-      <w:t xml:space="preserve">Name of Trust</w:t>
+      <w:t xml:space="preserve">{{TRUST_NAME}}</w:t>
     </w:r>
     <w:r>
       <w:rPr>
@@ -9105,16 +9104,14 @@
         <w:color w:val="000000"/>
         <w:sz w:val="24"/>
         <w:szCs w:val="24"/>
-        <w:highlight w:val="yellow"/>
         <w:u w:val="none"/>
         <w:vertAlign w:val="baseline"/>
         <w:rtl w:val="0"/>
       </w:rPr>
-      <w:t xml:space="preserve">07/07/2026</w:t>
+      <w:t xml:space="preserve">{{FOOTER_DATE}}</w:t>
     </w:r>
     <w:r>
       <w:rPr>
-        <w:highlight w:val="yellow"/>
         <w:rtl w:val="0"/>
       </w:rPr>
       <w:t xml:space="preserve"> </w:t>
@@ -9326,9 +9323,9 @@
         <w:vertAlign w:val="baseline"/>
         <w:rtl w:val="0"/>
       </w:rPr>
-      <w:t xml:space="preserve">Name of Trust</w:t>
+      <w:t xml:space="preserve">{{TRUST_NAME}}    {{FOOTER_DATE}} </w:t>
       <w:tab/>
-      <w:t xml:space="preserve">08/06/2026 </w:t>
+      <w:t xml:space="preserve"/>
     </w:r>
   </w:p>
 </w:ftr>
@@ -9367,7 +9364,6 @@
         <w:color w:val="000000"/>
         <w:sz w:val="24"/>
         <w:szCs w:val="24"/>
-        <w:highlight w:val="yellow"/>
         <w:u w:val="none"/>
         <w:vertAlign w:val="baseline"/>
       </w:rPr>
@@ -9384,12 +9380,11 @@
         <w:color w:val="000000"/>
         <w:sz w:val="24"/>
         <w:szCs w:val="24"/>
-        <w:highlight w:val="yellow"/>
         <w:u w:val="none"/>
         <w:vertAlign w:val="baseline"/>
         <w:rtl w:val="0"/>
       </w:rPr>
-      <w:t xml:space="preserve">Name Of Trust</w:t>
+      <w:t xml:space="preserve">{{TRUST_NAME}}</w:t>
     </w:r>
   </w:p>
 </w:hdr>

--- a/templates/Trust Agreement 2.0 - TEMPLATE.docx
+++ b/templates/Trust Agreement 2.0 - TEMPLATE.docx
@@ -6604,7 +6604,7 @@
           <w:vertAlign w:val="baseline"/>
           <w:rtl w:val="0"/>
         </w:rPr>
-        <w:t xml:space="preserve">, Managing Member </w:t>
+        <w:t xml:space="preserve">, {{SIGNER_TITLE}} </w:t>
         <w:tab/>
         <w:tab/>
         <w:tab/>
@@ -8923,7 +8923,7 @@
         </w:rPr>
         <w:t xml:space="preserve">Signature</w:t>
         <w:tab/>
-        <w:t xml:space="preserve">Manager</w:t>
+        <w:t xml:space="preserve">{{SIGNER_TITLE}}</w:t>
         <w:tab/>
         <w:tab/>
         <w:tab/>
